--- a/3. Model Selection/outputs/model_selection_results.docx
+++ b/3. Model Selection/outputs/model_selection_results.docx
@@ -619,7 +619,7 @@
                 <w:szCs w:val="22"/>
                 <w:color w:val="000000"/>
               </w:rPr>
-              <w:t xml:space="preserve">-1,012.30</w:t>
+              <w:t xml:space="preserve">-1,011.17</w:t>
             </w:r>
           </w:p>
         </w:tc>
@@ -673,7 +673,7 @@
                 <w:szCs w:val="22"/>
                 <w:color w:val="000000"/>
               </w:rPr>
-              <w:t xml:space="preserve">2,046.98</w:t>
+              <w:t xml:space="preserve">2,044.73</w:t>
             </w:r>
           </w:p>
         </w:tc>
@@ -1003,7 +1003,7 @@
                 <w:szCs w:val="22"/>
                 <w:color w:val="000000"/>
               </w:rPr>
-              <w:t xml:space="preserve">-1,016.94</w:t>
+              <w:t xml:space="preserve">-1,015.74</w:t>
             </w:r>
           </w:p>
         </w:tc>
@@ -1057,7 +1057,7 @@
                 <w:szCs w:val="22"/>
                 <w:color w:val="000000"/>
               </w:rPr>
-              <w:t xml:space="preserve">2,056.27</w:t>
+              <w:t xml:space="preserve">2,053.86</w:t>
             </w:r>
           </w:p>
         </w:tc>
@@ -1111,7 +1111,7 @@
                 <w:szCs w:val="22"/>
                 <w:color w:val="000000"/>
               </w:rPr>
-              <w:t xml:space="preserve">9.29</w:t>
+              <w:t xml:space="preserve">9.13</w:t>
             </w:r>
           </w:p>
         </w:tc>
@@ -1387,7 +1387,7 @@
                 <w:szCs w:val="22"/>
                 <w:color w:val="000000"/>
               </w:rPr>
-              <w:t xml:space="preserve">-1,019.54</w:t>
+              <w:t xml:space="preserve">-1,018.34</w:t>
             </w:r>
           </w:p>
         </w:tc>
@@ -1441,7 +1441,7 @@
                 <w:szCs w:val="22"/>
                 <w:color w:val="000000"/>
               </w:rPr>
-              <w:t xml:space="preserve">2,059.40</w:t>
+              <w:t xml:space="preserve">2,057.00</w:t>
             </w:r>
           </w:p>
         </w:tc>
@@ -1495,7 +1495,7 @@
                 <w:szCs w:val="22"/>
                 <w:color w:val="000000"/>
               </w:rPr>
-              <w:t xml:space="preserve">12.42</w:t>
+              <w:t xml:space="preserve">12.27</w:t>
             </w:r>
           </w:p>
         </w:tc>
@@ -1771,7 +1771,7 @@
                 <w:szCs w:val="22"/>
                 <w:color w:val="000000"/>
               </w:rPr>
-              <w:t xml:space="preserve">-1,023.07</w:t>
+              <w:t xml:space="preserve">-1,021.88</w:t>
             </w:r>
           </w:p>
         </w:tc>
@@ -1825,7 +1825,7 @@
                 <w:szCs w:val="22"/>
                 <w:color w:val="000000"/>
               </w:rPr>
-              <w:t xml:space="preserve">2,062.34</w:t>
+              <w:t xml:space="preserve">2,059.97</w:t>
             </w:r>
           </w:p>
         </w:tc>
@@ -1879,7 +1879,7 @@
                 <w:szCs w:val="22"/>
                 <w:color w:val="000000"/>
               </w:rPr>
-              <w:t xml:space="preserve">15.36</w:t>
+              <w:t xml:space="preserve">15.24</w:t>
             </w:r>
           </w:p>
         </w:tc>
@@ -2155,7 +2155,7 @@
                 <w:szCs w:val="22"/>
                 <w:color w:val="000000"/>
               </w:rPr>
-              <w:t xml:space="preserve">-916.49</w:t>
+              <w:t xml:space="preserve">-915.77</w:t>
             </w:r>
           </w:p>
         </w:tc>
@@ -2209,7 +2209,7 @@
                 <w:szCs w:val="22"/>
                 <w:color w:val="000000"/>
               </w:rPr>
-              <w:t xml:space="preserve">1,855.37</w:t>
+              <w:t xml:space="preserve">1,853.92</w:t>
             </w:r>
           </w:p>
         </w:tc>
@@ -2317,7 +2317,7 @@
                 <w:szCs w:val="22"/>
                 <w:color w:val="000000"/>
               </w:rPr>
-              <w:t xml:space="preserve">0.40</w:t>
+              <w:t xml:space="preserve">0.42</w:t>
             </w:r>
           </w:p>
         </w:tc>
@@ -2539,7 +2539,7 @@
                 <w:szCs w:val="22"/>
                 <w:color w:val="000000"/>
               </w:rPr>
-              <w:t xml:space="preserve">-919.84</w:t>
+              <w:t xml:space="preserve">-919.25</w:t>
             </w:r>
           </w:p>
         </w:tc>
@@ -2593,7 +2593,7 @@
                 <w:szCs w:val="22"/>
                 <w:color w:val="000000"/>
               </w:rPr>
-              <w:t xml:space="preserve">1,855.88</w:t>
+              <w:t xml:space="preserve">1,854.71</w:t>
             </w:r>
           </w:p>
         </w:tc>
@@ -2647,7 +2647,7 @@
                 <w:szCs w:val="22"/>
                 <w:color w:val="000000"/>
               </w:rPr>
-              <w:t xml:space="preserve">0.51</w:t>
+              <w:t xml:space="preserve">0.79</w:t>
             </w:r>
           </w:p>
         </w:tc>
@@ -2701,7 +2701,7 @@
                 <w:szCs w:val="22"/>
                 <w:color w:val="000000"/>
               </w:rPr>
-              <w:t xml:space="preserve">0.31</w:t>
+              <w:t xml:space="preserve">0.28</w:t>
             </w:r>
           </w:p>
         </w:tc>
@@ -2923,7 +2923,7 @@
                 <w:szCs w:val="22"/>
                 <w:color w:val="000000"/>
               </w:rPr>
-              <w:t xml:space="preserve">-918.24</w:t>
+              <w:t xml:space="preserve">-917.37</w:t>
             </w:r>
           </w:p>
         </w:tc>
@@ -2977,7 +2977,7 @@
                 <w:szCs w:val="22"/>
                 <w:color w:val="000000"/>
               </w:rPr>
-              <w:t xml:space="preserve">1,856.79</w:t>
+              <w:t xml:space="preserve">1,855.05</w:t>
             </w:r>
           </w:p>
         </w:tc>
@@ -3031,7 +3031,7 @@
                 <w:szCs w:val="22"/>
                 <w:color w:val="000000"/>
               </w:rPr>
-              <w:t xml:space="preserve">1.42</w:t>
+              <w:t xml:space="preserve">1.13</w:t>
             </w:r>
           </w:p>
         </w:tc>
@@ -3085,7 +3085,7 @@
                 <w:szCs w:val="22"/>
                 <w:color w:val="000000"/>
               </w:rPr>
-              <w:t xml:space="preserve">0.19</w:t>
+              <w:t xml:space="preserve">0.24</w:t>
             </w:r>
           </w:p>
         </w:tc>
@@ -3307,7 +3307,7 @@
                 <w:szCs w:val="22"/>
                 <w:color w:val="000000"/>
               </w:rPr>
-              <w:t xml:space="preserve">-917.83</w:t>
+              <w:t xml:space="preserve">-917.57</w:t>
             </w:r>
           </w:p>
         </w:tc>
@@ -3361,7 +3361,7 @@
                 <w:szCs w:val="22"/>
                 <w:color w:val="000000"/>
               </w:rPr>
-              <w:t xml:space="preserve">1,858.05</w:t>
+              <w:t xml:space="preserve">1,857.53</w:t>
             </w:r>
           </w:p>
         </w:tc>
@@ -3415,7 +3415,7 @@
                 <w:szCs w:val="22"/>
                 <w:color w:val="000000"/>
               </w:rPr>
-              <w:t xml:space="preserve">2.68</w:t>
+              <w:t xml:space="preserve">3.60</w:t>
             </w:r>
           </w:p>
         </w:tc>
@@ -3469,7 +3469,7 @@
                 <w:szCs w:val="22"/>
                 <w:color w:val="000000"/>
               </w:rPr>
-              <w:t xml:space="preserve">0.10</w:t>
+              <w:t xml:space="preserve">0.07</w:t>
             </w:r>
           </w:p>
         </w:tc>
@@ -3691,7 +3691,7 @@
                 <w:szCs w:val="22"/>
                 <w:color w:val="000000"/>
               </w:rPr>
-              <w:t xml:space="preserve">-727.28</w:t>
+              <w:t xml:space="preserve">-727.13</w:t>
             </w:r>
           </w:p>
         </w:tc>
@@ -3745,7 +3745,7 @@
                 <w:szCs w:val="22"/>
                 <w:color w:val="000000"/>
               </w:rPr>
-              <w:t xml:space="preserve">1,476.95</w:t>
+              <w:t xml:space="preserve">1,476.63</w:t>
             </w:r>
           </w:p>
         </w:tc>
@@ -3853,7 +3853,7 @@
                 <w:szCs w:val="22"/>
                 <w:color w:val="000000"/>
               </w:rPr>
-              <w:t xml:space="preserve">0.69</w:t>
+              <w:t xml:space="preserve">0.73</w:t>
             </w:r>
           </w:p>
         </w:tc>
@@ -4075,7 +4075,7 @@
                 <w:szCs w:val="22"/>
                 <w:color w:val="000000"/>
               </w:rPr>
-              <w:t xml:space="preserve">-731.38</w:t>
+              <w:t xml:space="preserve">-731.37</w:t>
             </w:r>
           </w:p>
         </w:tc>
@@ -4183,7 +4183,7 @@
                 <w:szCs w:val="22"/>
                 <w:color w:val="000000"/>
               </w:rPr>
-              <w:t xml:space="preserve">2.01</w:t>
+              <w:t xml:space="preserve">2.32</w:t>
             </w:r>
           </w:p>
         </w:tc>
@@ -4237,7 +4237,7 @@
                 <w:szCs w:val="22"/>
                 <w:color w:val="000000"/>
               </w:rPr>
-              <w:t xml:space="preserve">0.25</w:t>
+              <w:t xml:space="preserve">0.23</w:t>
             </w:r>
           </w:p>
         </w:tc>
@@ -4459,7 +4459,7 @@
                 <w:szCs w:val="22"/>
                 <w:color w:val="000000"/>
               </w:rPr>
-              <w:t xml:space="preserve">-731.25</w:t>
+              <w:t xml:space="preserve">-731.26</w:t>
             </w:r>
           </w:p>
         </w:tc>
@@ -4567,7 +4567,7 @@
                 <w:szCs w:val="22"/>
                 <w:color w:val="000000"/>
               </w:rPr>
-              <w:t xml:space="preserve">5.88</w:t>
+              <w:t xml:space="preserve">6.20</w:t>
             </w:r>
           </w:p>
         </w:tc>
@@ -4621,7 +4621,7 @@
                 <w:szCs w:val="22"/>
                 <w:color w:val="000000"/>
               </w:rPr>
-              <w:t xml:space="preserve">0.04</w:t>
+              <w:t xml:space="preserve">0.03</w:t>
             </w:r>
           </w:p>
         </w:tc>
@@ -4897,7 +4897,7 @@
                 <w:szCs w:val="22"/>
                 <w:color w:val="000000"/>
               </w:rPr>
-              <w:t xml:space="preserve">1,484.55</w:t>
+              <w:t xml:space="preserve">1,484.54</w:t>
             </w:r>
           </w:p>
         </w:tc>
@@ -4951,7 +4951,7 @@
                 <w:szCs w:val="22"/>
                 <w:color w:val="000000"/>
               </w:rPr>
-              <w:t xml:space="preserve">7.60</w:t>
+              <w:t xml:space="preserve">7.90</w:t>
             </w:r>
           </w:p>
         </w:tc>
@@ -5005,7 +5005,7 @@
                 <w:szCs w:val="22"/>
                 <w:color w:val="000000"/>
               </w:rPr>
-              <w:t xml:space="preserve">0.02</w:t>
+              <w:t xml:space="preserve">0.01</w:t>
             </w:r>
           </w:p>
         </w:tc>
